--- a/example_articles/setting/Unspecified/3.setting_Unspecified_New_York_Times.docx
+++ b/example_articles/setting/Unspecified/3.setting_Unspecified_New_York_Times.docx
@@ -27,17 +27,17 @@
     </w:p>
     <w:p>
       <w:r>
-        <w:t>Source File: NYT/47.DOCX</w:t>
+        <w:t>Source file: NYT/47.DOCX</w:t>
       </w:r>
     </w:p>
     <w:p>
       <w:r>
-        <w:t>Raw locations result: ['United States']</w:t>
+        <w:t>Raw locations result, 'locations': ['United States']</w:t>
       </w:r>
     </w:p>
     <w:p>
       <w:r>
-        <w:t>setting_stand_flat (Standardized): Unspecified</w:t>
+        <w:t>Standardized locations result, 'setting_stand_flat': Unspecified</w:t>
       </w:r>
     </w:p>
     <w:p>

--- a/example_articles/setting/Unspecified/3.setting_Unspecified_New_York_Times.docx
+++ b/example_articles/setting/Unspecified/3.setting_Unspecified_New_York_Times.docx
@@ -7,7 +7,7 @@
         <w:pStyle w:val="Heading1"/>
       </w:pPr>
       <w:r>
-        <w:t>Hoping to Finish With a Flourish</w:t>
+        <w:t>Public TV Is Seeking To Centralize Programs</w:t>
       </w:r>
     </w:p>
     <w:p>
@@ -17,22 +17,22 @@
     </w:p>
     <w:p>
       <w:r>
-        <w:t>Date: 1990-01-25</w:t>
+        <w:t>Date: 1990-06-21</w:t>
       </w:r>
     </w:p>
     <w:p>
       <w:r>
-        <w:t>Section: Section B; Page 13, Column 2; Sports Desk</w:t>
+        <w:t>Section: Section C; Page 22, Column 5; Cultural Desk</w:t>
       </w:r>
     </w:p>
     <w:p>
       <w:r>
-        <w:t>Source file: NYT/47.DOCX</w:t>
+        <w:t>Source file: NYT/29.DOCX</w:t>
       </w:r>
     </w:p>
     <w:p>
       <w:r>
-        <w:t>Raw locations result, 'locations': ['United States']</w:t>
+        <w:t>Raw locations result, 'locations': ['England']</w:t>
       </w:r>
     </w:p>
     <w:p>
@@ -49,63 +49,57 @@
     </w:p>
     <w:p>
       <w:r>
-        <w:t>Sebastian Coe of Britain, who has set 11 world records and won 4 Olympic medals in his illustrious career, will retire from competition after the Commonwealth Games, which begin today in Auckland, New Zealand. He could leave the track in a blaze of glory.</w:t>
+        <w:t>Public television, historically a dense tangle of competing bureaucracies, unveiled a sleek look for the 1990's during a meeting of station and programming executives this week in Dallas.</w:t>
         <w:br/>
-        <w:t>Unlike most world-class runners, who don't quit until their talent disappears, the 33-year-old Coe is still near peak form. Last September, in Barcelona, Spain, he placed a close second in the World Cup 1,500 meters, and he was ranked fifth in the world in the event for the year.</w:t>
+        <w:t>Most applauded the plan, which would abolish much of the bureaucracy and place nearly all programming decisions in the hands of a chief programming executive. But some questioned whether the proposed changes presaged a true reordering of public television's priorities or were merely cosmetic.</w:t>
         <w:br/>
-        <w:t>In athletic retirement, Coe will be giving up one form of competition for another. He has been active in British politics and been selected by the Conservative Party to run for Parliament in an election that will likely be held in 1991.</w:t>
+        <w:t>The answer rests with Jennifer Lawson, who became executive vice president for programming and promotional services at the Public Broadcasting Service in November. The newly created position made her the most powerful programming executive in the 23-year history of public television.</w:t>
+        <w:br/>
+        <w:t>In the past, stations have paid for programs collectively but have scheduled them independently. Under the proposed plan, which still needs to be ratified by the 330 public-television affiliates, Ms. Lawson would be responsible for creating and promoting a national program schedule.</w:t>
         <w:br/>
         <w:t xml:space="preserve"> </w:t>
         <w:br/>
-        <w:t>A Heavy Schedule</w:t>
+        <w:t>With $100 Million</w:t>
         <w:br/>
-        <w:t>In Auckland, Coe will run in both the 800- and 1,500-meter races. ''I find the 800 helped my 1,500, and when I've done the double, in both the European championships and Olympics, I'd come home with gold or silver,'' Coe said in a recent interview in the United States before leaving for his training base in Melbourne, Australia.</w:t>
+        <w:t>She would be helped by a program committee whose 17 members include station and program executives. The plan would also place at Ms. Lawson's disposal $100 million in program funds, some of which would come from the Corporation for Public Broadcasting.</w:t>
         <w:br/>
-        <w:t>Should Coe make the final in both events, the double will require five races in six days, beginning with the 800-meter heats and semifinals next Monday and concluding with the 1,500-meter final on Feb. 3.</w:t>
+        <w:t>Centralization, senior PBS executives told the stations, would result in better promotion of shows and would build audiences; it would also provide for faster development of new programs. But some station executives said that they wanted greater accountability for the decisions Ms. Lawson makes, and that they were uneasy about relinquishing their autonomy.</w:t>
         <w:br/>
-        <w:t>''Not quite as vicious as Los Angeles,'' he said, in reference to the 1984 Olympics, in which he ran seven races in nine days.</w:t>
+        <w:t>''The whole world is going to a marketplace economy, and we're doing just the opposite,'' said William F. Baker, the president of WNET, the major New York public station and the largest in the system.</w:t>
         <w:br/>
-        <w:t>Coe said the Los Angeles Games represented the jewel of his career. There, he became the only runner ever to win consecutive Olympic 1,500 titles. He also captured the silver medal in the 800. After the 1,500 final, in which he outkicked Steve Cram, a fellow Briton, Coe pointed a finger of vindication at the British news media, which had questioned his staying power.</w:t>
+        <w:t>While offering qualified support for the plan, Mr. Baker said the stations should have a say in the schedule Ms. Lawson devises. Under the old system, he added, money for programs could be sought from PBS and from the Corporation for Public Broadcasting; there will be just one source for money now. ''Some of the best shows we've ever done were rejected by one and accepted by the other,'' Mr. Baker said.</w:t>
         <w:br/>
-        <w:t>Coe set his first world record in 1979 and holds longevity in the highest regard. ''An athletic career should be judged on consistency over time,'' he said, adding that the athletes he most admired were people like Ron Clarke of Australia, Mike Boit of Kenya and John Walker of New Zealand, all of whom had long, successful careers.</w:t>
-        <w:br/>
-        <w:t>Walker, 38, the 1976 Olympic 1,500 champion and the first man to run better than 3:50 for the mile (3:49.4 in 1975), will also retire after the Commonwealth Games, a 10-sport competition among 52 nations. In his home country, Walker will be the sentimental favorite in the 1,500, but while he can still run a 3:36 in 1,500 (the equivalent of a 3:53 mile), that level of talent will not likely be sufficient for medal contention.</w:t>
-        <w:br/>
-        <w:t>''I'll be facing the might of Kenya,'' said Coe with awe. Along with the British, Kenyans have dominated international middle-distance running for two decades. Oddly, two 1988 Olympic champions, Peter Rono (1,500) and Paul Ereng (800), were not named to the Kenyan team.</w:t>
-        <w:br/>
-        <w:t>Those who were selected include Robert Kibet in the 800 and Wilfred Kirochi in the 1,500, both of whom emerged only last year as world-class performers. Kirochi, who just turned 20, ran a remarkable 3:32.57 for 1,500 meters and was ranked third in the world for 1989. He also turned in a 3:50.49 mile, and is perhaps the leading candidate to succeed Coe as the world's pre-eminent middle-distance runner. In Auckland, Coe's British teammate, Peter Elliot, will also be a formidable challenger in the 1,500.</w:t>
+        <w:t>The president of PBS, Bruce Christensen, said yesterday that concerns about accountability were the chief subject of discussion at the meeting and that they would be addressed in the next few months, before a final plan was offered for ratification. But he added that ''the plan we have presented has had broad and wide and deep acceptance'' and that it would probably be ratified by the end of the year.</w:t>
         <w:br/>
         <w:t xml:space="preserve"> </w:t>
         <w:br/>
-        <w:t>A Running Prodigy</w:t>
+        <w:t>'A Feeling of Turnaround'</w:t>
         <w:br/>
-        <w:t>Coe first gained fame in 1973 as an English schoolboy champion and captured his first British title in 1976. In 1979, he entered the firmament of track history by setting three world records in six weeks. In succession, they were a 1:42.33 for 800 meters, 3:48.95 for the mile and 3:32.03 for 1,500 meters.</w:t>
+        <w:t>Judy Kelly, a producer of programs about the arts for KERA, a PBS affiliate in Dallas, said: ''The feeling here is one of cautious exhilaration. There's a feeling of turnaround, that the old guard is dead.''</w:t>
         <w:br/>
-        <w:t>Both the mile and 1,500 marks have been broken a number of times since. Coe himself set the mile record twice more, lowering it to 3:47.33 in 1983; it is now 3:46.32, run by Cram in 1985.</w:t>
+        <w:t>But several participants in the meeting said they wondered whether the changes would produce better programs.</w:t>
         <w:br/>
-        <w:t>Coe also improved upon his 800 record, running 1:41.73 in 1981. Incredibly, the record still stands and it is the one Coe said he was most proud of.</w:t>
+        <w:t>Ms. Lawson said her priorities were to offer more cultural diversity to public television, to improve and expand programming for children and to increase the audience through better promotion. Competition, from cable television in particular, has forced public television to focus on what it can offer viewers that commercial television, which has to appeal to a mass audience for its profits, does not.</w:t>
         <w:br/>
-        <w:t>''I'm surprised it has endured so long,'' Coe said. ''Many have tried it. In fairness, many thought it was easier than it is.''</w:t>
+        <w:t>Several announcements that portend what the participants described as improvements in programming were made during the meeting. John Schott, a highly regarded producer from St. Paul, was named executive director of the Independent Television Service, which is to finance several programs directly from independent producers.</w:t>
         <w:br/>
-        <w:t>Perhaps it was Coe's litheness that made his accomplishments seem accessible. At 5 foot 10 inches and 120 pounds, he is built more like a marathoner than a miler. ''I like to think that I showed you don't have to be 6 foot 1 inches and 160 pounds to be successful in the middle distances, and that quality training is the key,'' he said.</w:t>
-        <w:br/>
-        <w:t>Coe rarely trained more than 50 miles per week. He dined on speed and was known to rip off 400-meter repetitions in close to 50 seconds. He also did gym workouts, mixing calesthentics and weight training. In the winter, he would eschew indoor track in favor of building an endurance base.</w:t>
-        <w:br/>
-        <w:t>He believes this developmental approach, plus a post-collegiate support system through running clubs, has been important to British success.</w:t>
+        <w:t>PBS may also develop a new cable network with the Discovery Channel to increase the distribution of its educational programs. And PBS is planning to offer greater coverage of the next Presidential campaign.</w:t>
         <w:br/>
         <w:t xml:space="preserve"> </w:t>
         <w:br/>
-        <w:t>Rivalry With Ovett</w:t>
+        <w:t>In Search of Viewers</w:t>
         <w:br/>
-        <w:t>When Coe blossomed in the late 1970's, he was ushered into an inevitable rivalry with his countryman Steve Ovett, and the two men remain linked to this day. Their different backgrounds and personalities - Coe well-educated and charming, Ovett working-class and reserved - suggested an enmity between them which Coe said was not there.</w:t>
+        <w:t>Nevertheless, serving a diverse audience may remain the most elusive goal public television has set for itself. A study of PBS programs by the City University of New York Committee for Cultural Studies, which is to be released at the conference today, underscores the point. Less than one-half of 1 percent of the shows on PBS in 1988 and 1989 were about the working class, the study reported, and most of those shows were about English workers.</w:t>
         <w:br/>
-        <w:t>At the 1980 Moscow Olympics, they were cast by the press as bitter adversaries. Ovett defeated Coe in the 800. Coe defeated Ovett in the 1,500. After the 1,500, Coe fell to the track in what appeared to be prayerful thanks. ''I was looking for my contact lens, which had dropped out,'' he said.</w:t>
+        <w:t>The study was paid for by Made in USA Productions, an independent production company that has been trying for more than a decade to create a public-television series about the history of the labor movement in America.</w:t>
         <w:br/>
-        <w:t>''We're friends now,'' Coe said. He considers Ovett an important influence on him. ''Steve Ovett set the trend for me, and he was the classiest middle-distance runner I've ever faced.''</w:t>
+        <w:t>Ms. Lawson said yesterday that she had not read the study, but that the statistics surprised her. The concerns of the working class, she said, are an important part of public television.</w:t>
         <w:br/>
-        <w:t>Coe added the two Olympic medals in 1984, and won a European title, at 800 meters, in 1986. But he has never won a Commonwealth championship and prepared diligently for this one last attempt. He arrived in Auckland with mixed feelings of anticipation and nostalgia.</w:t>
+        <w:t>But one senior public-television executive, who asked to remain unidentified, said he was not surprised by the study's findings. ''In the case of labor,'' he said, ''I think there's a fair point to be made, that public television has not done enough.''</w:t>
         <w:br/>
-        <w:t>''The games will be tinged with sadness,'' he said. ''This is something I've done man and boy for 20 years. While I'll no longer be a competitor, I'll always be a runner. Running was the life style. Competition grew out of it.''</w:t>
+        <w:t>The PBS plan will probably be approved in the coming weeks, several executives said. Then the process of creating a national program schedule is to begin. Public television, Mr. Christensen said, has a mandate that separates it from commercial television.</w:t>
+        <w:br/>
+        <w:t>''If you value the ability to make decisions based on some other criteria than can you make a buck or return a profit,'' Mr. Christensen said, ''then that's the role public television will play.''</w:t>
         <w:br/>
         <w:br/>
         <w:t>Graphic</w:t>
@@ -113,7 +107,7 @@
         <w:br/>
         <w:t xml:space="preserve"> </w:t>
         <w:br/>
-        <w:t>Photo: Sebastian Coe winning the 1,500 meters at the 1980 Olympics. Steve Ovett, his rival, was at left and placed third. (United Press International)</w:t>
+        <w:t>Photo: Jennifer Lawson, who will be responsible for creating and promoting a national program schedule for public television. (Ben Weaver for The New York Times)</w:t>
       </w:r>
     </w:p>
     <w:sectPr>

--- a/example_articles/setting/Unspecified/3.setting_Unspecified_New_York_Times.docx
+++ b/example_articles/setting/Unspecified/3.setting_Unspecified_New_York_Times.docx
@@ -7,7 +7,7 @@
         <w:pStyle w:val="Heading1"/>
       </w:pPr>
       <w:r>
-        <w:t>Public TV Is Seeking To Centralize Programs</w:t>
+        <w:t>As Voting Pattern Emerges, So Does Need to Break It</w:t>
       </w:r>
     </w:p>
     <w:p>
@@ -17,22 +17,22 @@
     </w:p>
     <w:p>
       <w:r>
-        <w:t>Date: 1990-06-21</w:t>
+        <w:t>Date: 2008-02-11</w:t>
       </w:r>
     </w:p>
     <w:p>
       <w:r>
-        <w:t>Section: Section C; Page 22, Column 5; Cultural Desk</w:t>
+        <w:t>Section: Section A; Column 0; National Desk; Pg. 16; THE CAUCUS</w:t>
       </w:r>
     </w:p>
     <w:p>
       <w:r>
-        <w:t>Source file: NYT/29.DOCX</w:t>
+        <w:t>Source file: NYT/34.DOCX</w:t>
       </w:r>
     </w:p>
     <w:p>
       <w:r>
-        <w:t>Raw locations result, 'locations': ['England']</w:t>
+        <w:t>Raw locations result, 'locations': ['Virginia']</w:t>
       </w:r>
     </w:p>
     <w:p>
@@ -49,57 +49,50 @@
     </w:p>
     <w:p>
       <w:r>
-        <w:t>Public television, historically a dense tangle of competing bureaucracies, unveiled a sleek look for the 1990's during a meeting of station and programming executives this week in Dallas.</w:t>
+        <w:t>Senator Barack Obama scored impressive weekend victories over Senator Hillary Rodham Clinton in several Democratic presidential nomination contests. He is well positioned for this week's voting in Maryland, Virginia and the District of Columbia. But neither candidate has achieved what is most important for deciding their battle. That is breaking the pattern of voter preferences that has structured their competition so far.</w:t>
         <w:br/>
-        <w:t>Most applauded the plan, which would abolish much of the bureaucracy and place nearly all programming decisions in the hands of a chief programming executive. But some questioned whether the proposed changes presaged a true reordering of public television's priorities or were merely cosmetic.</w:t>
+        <w:t xml:space="preserve">  That pattern -- driven by demographics and electoral mechanics -- has proven more powerful than momentum or the candidates' policy messages. In the quest for delegates over the next three months, they will be wrestling the pattern as much as each other.</w:t>
         <w:br/>
-        <w:t>The answer rests with Jennifer Lawson, who became executive vice president for programming and promotional services at the Public Broadcasting Service in November. The newly created position made her the most powerful programming executive in the 23-year history of public television.</w:t>
+        <w:t xml:space="preserve">  The pattern stems in part from what is sometimes called identity politics -- not surprising in a race with two history-making candidates.</w:t>
         <w:br/>
-        <w:t>In the past, stations have paid for programs collectively but have scheduled them independently. Under the proposed plan, which still needs to be ratified by the 330 public-television affiliates, Ms. Lawson would be responsible for creating and promoting a national program schedule.</w:t>
+        <w:t xml:space="preserve">  Mrs. Clinton, of New York, who would be the first woman to be president, has dominated among women; according to exit polls, they have consistently constituted 55 percent or more of the Democratic electorate. Mr. Obama, of Illinois, who would be the first black president, has dominated among blacks by even more lopsided margins. </w:t>
         <w:br/>
-        <w:t xml:space="preserve"> </w:t>
+        <w:t xml:space="preserve">  But with the exception of a few states like South Carolina and Georgia, where blacks represented a majority and Mr. Obama won, they have represented a far smaller share of the vote.</w:t>
         <w:br/>
-        <w:t>With $100 Million</w:t>
+        <w:t xml:space="preserve">  Mrs. Clinton, drawing on memories of prosperity during her husband's presidency, has held steady advantages among Hispanics, older voters and blue-collar whites. Mr. Obama's inspirational ''Yes We Can'' message has produced an edge among young people, independents, college graduates and higher-income Democrats.</w:t>
         <w:br/>
-        <w:t>She would be helped by a program committee whose 17 members include station and program executives. The plan would also place at Ms. Lawson's disposal $100 million in program funds, some of which would come from the Corporation for Public Broadcasting.</w:t>
+        <w:t xml:space="preserve">  Those disparate collections can to some degree be distinguished using labels -- Mrs. Clinton's as more moderate, Mr. Obama's as more liberal. But ''the ideological differences clearly seem to be driven by demographics,'' said Geoff Garin, a Democratic pollster.</w:t>
         <w:br/>
-        <w:t>Centralization, senior PBS executives told the stations, would result in better promotion of shows and would build audiences; it would also provide for faster development of new programs. But some station executives said that they wanted greater accountability for the decisions Ms. Lawson makes, and that they were uneasy about relinquishing their autonomy.</w:t>
+        <w:t xml:space="preserve">  Those differences have helped define another important element. </w:t>
         <w:br/>
-        <w:t>''The whole world is going to a marketplace economy, and we're doing just the opposite,'' said William F. Baker, the president of WNET, the major New York public station and the largest in the system.</w:t>
+        <w:t xml:space="preserve">  While Mrs. Clinton has performed best in primaries, like New Hampshire and California, Mr. Obama has excelled in caucuses that turn on organizational prowess, from the kickoff event in Iowa to the Washington and Nebraska contests over the weekend.</w:t>
         <w:br/>
-        <w:t>While offering qualified support for the plan, Mr. Baker said the stations should have a say in the schedule Ms. Lawson devises. Under the old system, he added, money for programs could be sought from PBS and from the Corporation for Public Broadcasting; there will be just one source for money now. ''Some of the best shows we've ever done were rejected by one and accepted by the other,'' Mr. Baker said.</w:t>
+        <w:t xml:space="preserve">  That is partly because Mr. Obama invested more heavily in grass-roots organization in his bid to overcome Mrs. Clinton's establishment advantages. Moreover, the time and information required for caucus participation attract demographic elites drawn to the Illinois senator in the first place -- his ''Starbucks Democrats,'' rather than Mrs. Clinton's ''Dunkin' Donuts Democrats,'' as Chris Lehane, a former aide to Al Gore, puts it.</w:t>
         <w:br/>
-        <w:t>The president of PBS, Bruce Christensen, said yesterday that concerns about accountability were the chief subject of discussion at the meeting and that they would be addressed in the next few months, before a final plan was offered for ratification. But he added that ''the plan we have presented has had broad and wide and deep acceptance'' and that it would probably be ratified by the end of the year.</w:t>
+        <w:t xml:space="preserve">  Thus it is easy to project coming areas of strength for each candidate. </w:t>
         <w:br/>
-        <w:t xml:space="preserve"> </w:t>
+        <w:t xml:space="preserve">  On Tuesday, Mr. Obama can expect to dominate in heavily black Washington, D.C., and he's favored in Maryland, which has an above-average proportion of both blacks and college graduates. </w:t>
         <w:br/>
-        <w:t>'A Feeling of Turnaround'</w:t>
+        <w:t xml:space="preserve">  Mrs. Clinton has a better chance in Virginia, where working class Nascar fans remain an important constituency.</w:t>
         <w:br/>
-        <w:t>Judy Kelly, a producer of programs about the arts for KERA, a PBS affiliate in Dallas, said: ''The feeling here is one of cautious exhilaration. There's a feeling of turnaround, that the old guard is dead.''</w:t>
+        <w:t xml:space="preserve">  On Feb. 19, Mr. Obama will be favored in Hawaii, because he grew up there and because it is a caucus state. Mrs. Clinton has a better shot in Wisconsin, where the black vote is relatively small and the blue-collar vote relatively large.</w:t>
         <w:br/>
-        <w:t>But several participants in the meeting said they wondered whether the changes would produce better programs.</w:t>
+        <w:t xml:space="preserve">  But Mrs. Clinton's most promising venues lie in the big March 4 primaries. One is Ohio, an emblem of Midwest economic change; the other is Texas, where Hispanics represent a dominant force.</w:t>
         <w:br/>
-        <w:t>Ms. Lawson said her priorities were to offer more cultural diversity to public television, to improve and expand programming for children and to increase the audience through better promotion. Competition, from cable television in particular, has forced public television to focus on what it can offer viewers that commercial television, which has to appeal to a mass audience for its profits, does not.</w:t>
+        <w:t xml:space="preserve">  Mr. Obama may somewhat offset her strengths with more money for advertising and rules in both states that allow independents to vote. Independents may not vote, however, in Pennsylvania's April 22 primary -- another Clinton target.</w:t>
         <w:br/>
-        <w:t>Several announcements that portend what the participants described as improvements in programming were made during the meeting. John Schott, a highly regarded producer from St. Paul, was named executive director of the Independent Television Service, which is to finance several programs directly from independent producers.</w:t>
+        <w:t xml:space="preserve">  Either candidate, however, may yet forge a new pattern. </w:t>
         <w:br/>
-        <w:t>PBS may also develop a new cable network with the Discovery Channel to increase the distribution of its educational programs. And PBS is planning to offer greater coverage of the next Presidential campaign.</w:t>
+        <w:t xml:space="preserve">  ''Barack has to drive an economic message that connects with the individual hopes and fears of voters,'' said Carter Eskew, a Democratic strategist. Mrs. Clinton aimed a dose of inspiration at upscale voters with her lyrical remarks the night of the Feb. 5 primaries -- and has quieted the attacks by former President Bill Clinton that so offended Democratic elites.</w:t>
         <w:br/>
-        <w:t xml:space="preserve"> </w:t>
+        <w:t xml:space="preserve">  One factor muted thus far could also change the pattern: momentum. Tad Devine, a top aide for candidates from Walter Mondale to John Kerry, calls this slower-paced part of the Democratic race Stage 4. The first stage was 2007 fund-raising; the second was the kickoff contests in Iowa, New Hampshire, Nevada and South Carolina; the third was the 22-state contest on Feb. 5.</w:t>
         <w:br/>
-        <w:t>In Search of Viewers</w:t>
+        <w:t xml:space="preserve">  The front-loaded calendar jammed the first three phases so closely together as to blunt momentum from one state to the next. But ''momentum can be the driving force in this stage,'' Mr. Devine said, since voters have more time to absorb who is moving ahead and who is lagging. </w:t>
         <w:br/>
-        <w:t>Nevertheless, serving a diverse audience may remain the most elusive goal public television has set for itself. A study of PBS programs by the City University of New York Committee for Cultural Studies, which is to be released at the conference today, underscores the point. Less than one-half of 1 percent of the shows on PBS in 1988 and 1989 were about the working class, the study reported, and most of those shows were about English workers.</w:t>
+        <w:t xml:space="preserve">  If he is right, Mr. Obama could gain an edge beginning this week.</w:t>
         <w:br/>
-        <w:t>The study was paid for by Made in USA Productions, an independent production company that has been trying for more than a decade to create a public-television series about the history of the labor movement in America.</w:t>
         <w:br/>
-        <w:t>Ms. Lawson said yesterday that she had not read the study, but that the statistics surprised her. The concerns of the working class, she said, are an important part of public television.</w:t>
-        <w:br/>
-        <w:t>But one senior public-television executive, who asked to remain unidentified, said he was not surprised by the study's findings. ''In the case of labor,'' he said, ''I think there's a fair point to be made, that public television has not done enough.''</w:t>
-        <w:br/>
-        <w:t>The PBS plan will probably be approved in the coming weeks, several executives said. Then the process of creating a national program schedule is to begin. Public television, Mr. Christensen said, has a mandate that separates it from commercial television.</w:t>
-        <w:br/>
-        <w:t>''If you value the ability to make decisions based on some other criteria than can you make a buck or return a profit,'' Mr. Christensen said, ''then that's the role public television will play.''</w:t>
+        <w:t>http://www.nytimes.com</w:t>
         <w:br/>
         <w:br/>
         <w:t>Graphic</w:t>
@@ -107,7 +100,7 @@
         <w:br/>
         <w:t xml:space="preserve"> </w:t>
         <w:br/>
-        <w:t>Photo: Jennifer Lawson, who will be responsible for creating and promoting a national program schedule for public television. (Ben Weaver for The New York Times)</w:t>
+        <w:t>DRAWING (DRAWING BY STUART GOLDENBERG)</w:t>
       </w:r>
     </w:p>
     <w:sectPr>
